--- a/Fase 2/Evidencias Proyecto/Evidencias de documentación/Documentación/Documento de Visión y Roles Scrum SIGET.docx
+++ b/Fase 2/Evidencias Proyecto/Evidencias de documentación/Documentación/Documento de Visión y Roles Scrum SIGET.docx
@@ -3084,7 +3084,7 @@
               <w:rPr>
                 <w:rtl w:val="0"/>
               </w:rPr>
-              <w:t xml:space="preserve">Gestionar los tickets de soporte que le sean asignados.</w:t>
+              <w:t xml:space="preserve">Tomar tickets disponibles y gestionar los asignados.</w:t>
             </w:r>
           </w:p>
           <w:p>
